--- a/artifacts/HR-04/build/scorecard-ca-002-hiring-manager.docx
+++ b/artifacts/HR-04/build/scorecard-ca-002-hiring-manager.docx
@@ -44,7 +44,7 @@
         </w:numPr>
       </w:pPr>
       <w:r>
-        <w:t xml:space="preserve">Requisition ID: RQN-2026-0105</w:t>
+        <w:t xml:space="preserve">Requisition ID: RQN-2026-0106</w:t>
       </w:r>
     </w:p>
     <w:p>
@@ -68,7 +68,7 @@
         </w:numPr>
       </w:pPr>
       <w:r>
-        <w:t xml:space="preserve">Interviewer: Dashiell Ashgrove (Engineering Manager)</w:t>
+        <w:t xml:space="preserve">Interviewer: Faro Fenmore (Operations Manager)</w:t>
       </w:r>
     </w:p>
     <w:p>
@@ -80,7 +80,7 @@
         </w:numPr>
       </w:pPr>
       <w:r>
-        <w:t xml:space="preserve">Panelist employee ID: EMP-0017</w:t>
+        <w:t xml:space="preserve">Panelist employee ID: EMP-0574</w:t>
       </w:r>
     </w:p>
     <w:p>
@@ -220,7 +220,7 @@
               <w:pStyle w:val="Compact"/>
             </w:pPr>
             <w:r>
-              <w:t xml:space="preserve">Named the four categories his parallel run compared by, and picked out the silently deduplicated records as the interesting one. The framing came from a rebuild he verified rather than one he designed, which is the limit of what this conversation could settle.</w:t>
+              <w:t xml:space="preserve">Named the four categories his parallel period compared by and picked out the work the old arrangement had quietly absorbed as the interesting one, because it had never been written down. The framing came from a transition he measured rather than one he sequenced, which is the limit of what this conversation could settle.</w:t>
             </w:r>
           </w:p>
         </w:tc>
@@ -233,7 +233,7 @@
               <w:pStyle w:val="Compact"/>
             </w:pPr>
             <w:r>
-              <w:t xml:space="preserve">System design judgment (CMP-03)</w:t>
+              <w:t xml:space="preserve">Prioritization under constraint (CMP-10)</w:t>
             </w:r>
           </w:p>
         </w:tc>
@@ -255,7 +255,7 @@
               <w:pStyle w:val="Compact"/>
             </w:pPr>
             <w:r>
-              <w:t xml:space="preserve">Would fix whatever generates the most interruption before touching anything structural, and defended that order on the ground that an interrupted team cannot execute a plan. The reasoning stayed on sequencing rather than on what a design pays for.</w:t>
+              <w:t xml:space="preserve">Would clear whatever is generating the most interruption before touching anything structural, and defended that order on the ground that a team interrupted every day cannot execute a plan anyway. Would re-walk only the flags the sequence depends on next and mark the rest unverified rather than attempting all of them.</w:t>
             </w:r>
           </w:p>
         </w:tc>
@@ -268,7 +268,7 @@
               <w:pStyle w:val="Compact"/>
             </w:pPr>
             <w:r>
-              <w:t xml:space="preserve">Collaboration across teams (CMP-05)</w:t>
+              <w:t xml:space="preserve">Operational rigor (CMP-12)</w:t>
             </w:r>
           </w:p>
         </w:tc>
@@ -290,7 +290,7 @@
               <w:pStyle w:val="Compact"/>
             </w:pPr>
             <w:r>
-              <w:t xml:space="preserve">Escalated the undocumented deduplication as a decision about what the numbers mean rather than resolving it as an engineering choice, and the consumers ended up making that choice explicitly.</w:t>
+              <w:t xml:space="preserve">Would mark superseded checklist versions plainly rather than deleting them, because a deleted document is a mystery and a superseded one is an answer, and would put the unverified marking in the record rather than in a note to himself. Would move the weekly note behind the refresh and cut it to what somebody acts on.</w:t>
             </w:r>
           </w:p>
         </w:tc>
